--- a/tasks/docx/officebench-3-91-calendar-conflicts/solution/schedule.docx
+++ b/tasks/docx/officebench-3-91-calendar-conflicts/solution/schedule.docx
@@ -7,17 +7,37 @@
         <w:pStyle w:val="Heading1"/>
       </w:pPr>
       <w:r>
-        <w:t>Calendar Conflict Review</w:t>
+        <w:t>Bob and Tom Calendar Conflicts</w:t>
       </w:r>
     </w:p>
     <w:p>
       <w:r>
-        <w:t>The supplied Bob and Tom calendars were reviewed for overlapping event times.</w:t>
+        <w:t>1. Bob sleeping (08:00-11:00 UTC) overlaps Tom class (08:00-11:50 UTC); overlap: 08:00-11:00 UTC.</w:t>
       </w:r>
     </w:p>
     <w:p>
       <w:r>
-        <w:t>List each overlapping pair with its event names and timestamps.</w:t>
+        <w:t>2. Bob lunch (12:00-13:00 UTC) overlaps Tom lunch with David (12:30-13:30 UTC); overlap: 12:30-13:00 UTC.</w:t>
+      </w:r>
+    </w:p>
+    <w:p>
+      <w:r>
+        <w:t>3. Bob nap (13:00-14:00 UTC) overlaps Tom lunch with David (12:30-13:30 UTC); overlap: 13:00-13:30 UTC.</w:t>
+      </w:r>
+    </w:p>
+    <w:p>
+      <w:r>
+        <w:t>4. Bob class (16:00-18:00 UTC) overlaps Tom class (16:00-18:00 UTC); overlap: 16:00-18:00 UTC.</w:t>
+      </w:r>
+    </w:p>
+    <w:p>
+      <w:r>
+        <w:t>5. Bob dinner (18:30-19:30 UTC) overlaps Tom dinner (18:30-19:30 UTC); overlap: 18:30-19:30 UTC.</w:t>
+      </w:r>
+    </w:p>
+    <w:p>
+      <w:r>
+        <w:t>Events that only touch at an endpoint, such as Bob's nap ending when Tom's report work starts at 14:00 UTC, are not counted as conflicts.</w:t>
       </w:r>
     </w:p>
     <w:sectPr>
